--- a/2026 الى 2027/خطط القسم 2027/خطة المتفوقات -قسم الكيمياء 2027/المتفوقات جديد 2027/سبتمبر متابعة المتفوقات -الكيمياء  2026-2027.docx
+++ b/2026 الى 2027/خطط القسم 2027/خطة المتفوقات -قسم الكيمياء 2027/المتفوقات جديد 2027/سبتمبر متابعة المتفوقات -الكيمياء  2026-2027.docx
@@ -228,7 +228,7 @@
           <w:rtl/>
           <w:lang w:bidi="ar-QA"/>
         </w:rPr>
-        <w:t>6</w:t>
+        <w:t>7</w:t>
       </w:r>
       <w:r>
         <w:rPr>
@@ -278,7 +278,7 @@
           <w:rtl/>
           <w:lang w:bidi="ar-QA"/>
         </w:rPr>
-        <w:t>5</w:t>
+        <w:t>6</w:t>
       </w:r>
       <w:r>
         <w:rPr>
@@ -2340,31 +2340,31 @@
                 <w:rtl/>
                 <w:lang w:bidi="ar-QA"/>
               </w:rPr>
+              <w:t>7</w:t>
+            </w:r>
+            <w:r>
+              <w:rPr>
+                <w:rFonts w:ascii="Sakkal Majalla" w:hAnsi="Sakkal Majalla" w:cs="Sakkal Majalla" w:hint="cs"/>
+                <w:b/>
+                <w:bCs/>
+                <w:sz w:val="24"/>
+                <w:szCs w:val="24"/>
+                <w:rtl/>
+                <w:lang w:bidi="ar-QA"/>
+              </w:rPr>
+              <w:t>-202</w:t>
+            </w:r>
+            <w:r>
+              <w:rPr>
+                <w:rFonts w:ascii="Sakkal Majalla" w:hAnsi="Sakkal Majalla" w:cs="Sakkal Majalla" w:hint="cs"/>
+                <w:b/>
+                <w:bCs/>
+                <w:sz w:val="24"/>
+                <w:szCs w:val="24"/>
+                <w:rtl/>
+                <w:lang w:bidi="ar-QA"/>
+              </w:rPr>
               <w:t>6</w:t>
-            </w:r>
-            <w:r>
-              <w:rPr>
-                <w:rFonts w:ascii="Sakkal Majalla" w:hAnsi="Sakkal Majalla" w:cs="Sakkal Majalla" w:hint="cs"/>
-                <w:b/>
-                <w:bCs/>
-                <w:sz w:val="24"/>
-                <w:szCs w:val="24"/>
-                <w:rtl/>
-                <w:lang w:bidi="ar-QA"/>
-              </w:rPr>
-              <w:t>-202</w:t>
-            </w:r>
-            <w:r>
-              <w:rPr>
-                <w:rFonts w:ascii="Sakkal Majalla" w:hAnsi="Sakkal Majalla" w:cs="Sakkal Majalla" w:hint="cs"/>
-                <w:b/>
-                <w:bCs/>
-                <w:sz w:val="24"/>
-                <w:szCs w:val="24"/>
-                <w:rtl/>
-                <w:lang w:bidi="ar-QA"/>
-              </w:rPr>
-              <w:t>5</w:t>
             </w:r>
           </w:p>
         </w:tc>
